--- a/Documentation/Checklist_Release_VECTO_3.3.0.1250.docx
+++ b/Documentation/Checklist_Release_VECTO_3.3.0.1250.docx
@@ -2644,7 +2644,13 @@
               <w:rPr>
                 <w:rFonts w:ascii="Arial" w:hAnsi="Arial" w:cs="Arial"/>
               </w:rPr>
-              <w:t>31.3851</w:t>
+              <w:t>3</w:t>
+            </w:r>
+            <w:r>
+              <w:rPr>
+                <w:rFonts w:ascii="Arial" w:hAnsi="Arial" w:cs="Arial"/>
+              </w:rPr>
+              <w:t>0.5961</w:t>
             </w:r>
             <w:r>
               <w:rPr>
@@ -2846,7 +2852,7 @@
                 <w:rFonts w:ascii="Arial" w:hAnsi="Arial" w:cs="Arial"/>
                 <w:noProof/>
               </w:rPr>
-              <w:t>34.92</w:t>
+              <w:t>34.7332</w:t>
             </w:r>
             <w:r>
               <w:rPr>
@@ -5609,8 +5615,6 @@
         </w:rPr>
         <w:t>MQ</w:t>
       </w:r>
-      <w:bookmarkStart w:id="13" w:name="_GoBack"/>
-      <w:bookmarkEnd w:id="13"/>
       <w:r>
         <w:rPr>
           <w:sz w:val="24"/>
@@ -6877,7 +6881,7 @@
 </file>
 
 <file path=customXml/itemProps1.xml><?xml version="1.0" encoding="utf-8"?>
-<ds:datastoreItem xmlns:ds="http://schemas.openxmlformats.org/officeDocument/2006/customXml" ds:itemID="{CB719677-9101-4E30-ADF9-0449503C0603}">
+<ds:datastoreItem xmlns:ds="http://schemas.openxmlformats.org/officeDocument/2006/customXml" ds:itemID="{7E6A92C1-4927-4938-823E-5C7BC1B67303}">
   <ds:schemaRefs>
     <ds:schemaRef ds:uri="http://schemas.openxmlformats.org/officeDocument/2006/bibliography"/>
   </ds:schemaRefs>
